--- a/Rapid Cortex Internal Docs/RC_NFC_Tag_Installation_Guide.docx
+++ b/Rapid Cortex Internal Docs/RC_NFC_Tag_Installation_Guide.docx
@@ -414,7 +414,7 @@
         <w:contextualSpacing/>
       </w:pPr>
       <w:r>
-        <w:t>Purchase these items before installation. Everything is available on Amazon.</w:t>
+        <w:t>Create the location in the Rapid Cortex web app, then program tags with the RC Mobile App. Buy blank NTAG213 stickers (Amazon is fine for tags only).</w:t>
       </w:r>
     </w:p>
     <w:p>
@@ -780,7 +780,7 @@
                 <w:sz w:val="19"/>
                 <w:szCs w:val="19"/>
               </w:rPr>
-              <w:t>NFC Tools app</w:t>
+              <w:t>RC Mobile App</w:t>
             </w:r>
           </w:p>
         </w:tc>
@@ -810,7 +810,7 @@
                 <w:sz w:val="19"/>
                 <w:szCs w:val="19"/>
               </w:rPr>
-              <w:t xml:space="preserve">Free • iOS and Android • Publisher: </w:t>
+              <w:t>Writes NFC tags and scans/verifies QR codes · iOS and Android · no NFC Tools or other apps</w:t>
             </w:r>
             <w:proofErr w:type="spellStart"/>
             <w:r>
@@ -818,7 +818,6 @@
                 <w:sz w:val="19"/>
                 <w:szCs w:val="19"/>
               </w:rPr>
-              <w:t>wakdev</w:t>
             </w:r>
             <w:proofErr w:type="spellEnd"/>
           </w:p>
@@ -849,7 +848,7 @@
                 <w:sz w:val="19"/>
                 <w:szCs w:val="19"/>
               </w:rPr>
-              <w:t>App Store / Google Play</w:t>
+              <w:t>App Store / Google Play — search Rapid Cortex</w:t>
             </w:r>
           </w:p>
         </w:tc>
@@ -887,7 +886,7 @@
                 <w:sz w:val="19"/>
                 <w:szCs w:val="19"/>
               </w:rPr>
-              <w:t>Reporting URL</w:t>
+              <w:t>Location created in Rapid Cortex</w:t>
             </w:r>
           </w:p>
         </w:tc>
@@ -917,7 +916,7 @@
                 <w:sz w:val="19"/>
                 <w:szCs w:val="19"/>
               </w:rPr>
-              <w:t>Generated in the Rapid Cortex admin dashboard for each sign location</w:t>
+              <w:t>Create the QR/NFC code in the web app. The RC Mobile App writes the URL — do not paste it into a third-party writer.</w:t>
             </w:r>
           </w:p>
         </w:tc>
@@ -947,7 +946,7 @@
                 <w:sz w:val="19"/>
                 <w:szCs w:val="19"/>
               </w:rPr>
-              <w:t>Rapid Cortex dashboard</w:t>
+              <w:t>app.rapidcortex.us → QR &amp; NFC</w:t>
             </w:r>
           </w:p>
         </w:tc>
@@ -1728,7 +1727,9 @@
                 <w:sz w:val="22"/>
                 <w:szCs w:val="22"/>
               </w:rPr>
-              <w:t>Click “+ New Code”</w:t>
+              <w:t>Click “+ New QR / NFC Code”</w:t>
+              <w:br/>
+              <w:t>Enter the name and location of this sign (e.g., “McKinley Hall — 3rd Floor”), select the report type, and click Save.</w:t>
             </w:r>
           </w:p>
           <w:p>
@@ -1736,7 +1737,6 @@
               <w:rPr>
                 <w:color w:val="4B5563"/>
               </w:rPr>
-              <w:t>Enter the name and location of this sign (e.g., “McKinley Hall — 3rd Floor”), select the report type, and click Save.</w:t>
             </w:r>
           </w:p>
         </w:tc>
@@ -1851,7 +1851,9 @@
                 <w:sz w:val="22"/>
                 <w:szCs w:val="22"/>
               </w:rPr>
-              <w:t>Copy the NFC URL</w:t>
+              <w:t>Do not copy the URL into another app</w:t>
+              <w:br/>
+              <w:t>The RC Mobile App writes the correct URL when you tap Program NFC Tag. You do not paste anything into NFC Tools or any other writer.</w:t>
             </w:r>
           </w:p>
           <w:p>
@@ -1859,7 +1861,6 @@
               <w:rPr>
                 <w:color w:val="4B5563"/>
               </w:rPr>
-              <w:t>Click the “Copy NFC URL” button. The URL looks like: https://app.rapidcortex.us/report/ABC123. Keep it copied — you will paste it into NFC Tools in the next section.</w:t>
             </w:r>
           </w:p>
         </w:tc>
@@ -2053,6 +2054,8 @@
                 <w:szCs w:val="28"/>
               </w:rPr>
               <w:t>Program the NFC Tag</w:t>
+              <w:br/>
+              <w:t>Use the Rapid Cortex Mobile App to write the URL to the tag — no third-party tools.</w:t>
             </w:r>
           </w:p>
           <w:p>
@@ -2062,7 +2065,6 @@
                 <w:sz w:val="18"/>
                 <w:szCs w:val="18"/>
               </w:rPr>
-              <w:t>Use the free NFC Tools app to write the URL to the tag</w:t>
             </w:r>
           </w:p>
         </w:tc>
@@ -2177,7 +2179,9 @@
                 <w:sz w:val="22"/>
                 <w:szCs w:val="22"/>
               </w:rPr>
-              <w:t>Download NFC Tools (free)</w:t>
+              <w:t>Download the RC Mobile App</w:t>
+              <w:br/>
+              <w:t>Search “Rapid Cortex” in the App Store (iOS) or Google Play (Android). Sign in with the same account you use on the web.</w:t>
             </w:r>
           </w:p>
           <w:p>
@@ -2185,21 +2189,18 @@
               <w:rPr>
                 <w:color w:val="4B5563"/>
               </w:rPr>
-              <w:t xml:space="preserve">Search “NFC Tools” in the App Store (iOS) or Google Play (Android). The publisher is </w:t>
             </w:r>
             <w:proofErr w:type="spellStart"/>
             <w:r>
               <w:rPr>
                 <w:color w:val="4B5563"/>
               </w:rPr>
-              <w:t>wakdev</w:t>
             </w:r>
             <w:proofErr w:type="spellEnd"/>
             <w:r>
               <w:rPr>
                 <w:color w:val="4B5563"/>
               </w:rPr>
-              <w:t>. It is free — no account required.</w:t>
             </w:r>
           </w:p>
         </w:tc>
@@ -2314,7 +2315,9 @@
                 <w:sz w:val="22"/>
                 <w:szCs w:val="22"/>
               </w:rPr>
-              <w:t>Open NFC Tools and tap “Write”</w:t>
+              <w:t>Open QR &amp; NFC</w:t>
+              <w:br/>
+              <w:t>Select your agency, then open the location you created in the web app.</w:t>
             </w:r>
           </w:p>
           <w:p>
@@ -2322,7 +2325,6 @@
               <w:rPr>
                 <w:color w:val="4B5563"/>
               </w:rPr>
-              <w:t>On the main screen, tap the “Write” tab at the bottom.</w:t>
             </w:r>
           </w:p>
         </w:tc>
@@ -2437,7 +2439,9 @@
                 <w:sz w:val="22"/>
                 <w:szCs w:val="22"/>
               </w:rPr>
-              <w:t>Tap “Add a record” then “URL / URI”</w:t>
+              <w:t>Tap Program NFC Tag</w:t>
+              <w:br/>
+              <w:t>The app activates NFC and waits for a tag. You do not paste a URL.</w:t>
             </w:r>
           </w:p>
           <w:p>
@@ -2445,7 +2449,6 @@
               <w:rPr>
                 <w:color w:val="4B5563"/>
               </w:rPr>
-              <w:t>A list of record types will appear. Select “URL / URI” from the list.</w:t>
             </w:r>
           </w:p>
         </w:tc>
@@ -2560,7 +2563,9 @@
                 <w:sz w:val="22"/>
                 <w:szCs w:val="22"/>
               </w:rPr>
-              <w:t>Paste the URL and tap OK</w:t>
+              <w:t>Hold an NTAG213 to the back of your phone</w:t>
+              <w:br/>
+              <w:t>iPhone: near the top edge. Android: center back. Hold still for about 2 seconds.</w:t>
             </w:r>
           </w:p>
           <w:p>
@@ -2568,7 +2573,6 @@
               <w:rPr>
                 <w:color w:val="4B5563"/>
               </w:rPr>
-              <w:t>Paste the URL you copied from the Rapid Cortex dashboard. The URL field should look like: https://app.rapidcortex.us/report/ABC123. Tap OK.</w:t>
             </w:r>
           </w:p>
         </w:tc>
@@ -2684,7 +2688,9 @@
                 <w:sz w:val="22"/>
                 <w:szCs w:val="22"/>
               </w:rPr>
-              <w:t>Tap “Write / xx Bytes”</w:t>
+              <w:t>Wait for Tag programmed successfully</w:t>
+              <w:br/>
+              <w:t>Then tap the tag to confirm the Rapid Cortex report form opens. Use Write Another for extra tags at the same location.</w:t>
             </w:r>
           </w:p>
           <w:p>
@@ -2692,7 +2698,6 @@
               <w:rPr>
                 <w:color w:val="4B5563"/>
               </w:rPr>
-              <w:t>The app will show a button with the byte size of your record (e.g., “Write / 38 Bytes”). Tap it.</w:t>
             </w:r>
           </w:p>
         </w:tc>
@@ -2807,7 +2812,9 @@
                 <w:sz w:val="22"/>
                 <w:szCs w:val="22"/>
               </w:rPr>
-              <w:t>Hold the NFC tag to the back of your phone</w:t>
+              <w:t>Stay in the RC app</w:t>
+              <w:br/>
+              <w:t>Do not switch to NFC Tools or any other NFC utility. Rapid Cortex writes and verifies the tag.</w:t>
             </w:r>
           </w:p>
           <w:p>
@@ -2815,7 +2822,6 @@
               <w:rPr>
                 <w:color w:val="4B5563"/>
               </w:rPr>
-              <w:t>Place an unprogrammed NTAG213 sticker against the back of your phone near the top (iPhone) or center (Android). Hold it still. The app will say “Write complete.”</w:t>
             </w:r>
           </w:p>
         </w:tc>
@@ -3701,7 +3707,7 @@
           </w:tcPr>
           <w:p>
             <w:r>
-              <w:t>If the form does not open: confirm that NFC is enabled on your phone (Settings → NFC), check that the URL was pasted correctly in NFC Tools, and make sure you are holding the tag in the right position.</w:t>
+              <w:t>If the form does not open: confirm that NFC is enabled on your phone (Settings → NFC), rewrite the tag from the RC Mobile App (Program NFC Tag), and make sure you are holding the tag in the right position.</w:t>
             </w:r>
           </w:p>
         </w:tc>
@@ -5665,7 +5671,7 @@
                 <w:sz w:val="19"/>
                 <w:szCs w:val="19"/>
               </w:rPr>
-              <w:t>The tag was programmed with the wrong URL. Write the correct URL again using NFC Tools — you can overwrite an NTAG213 tag with a new URL at any time.</w:t>
+              <w:t>The tag was programmed with the wrong URL. Open the location in the RC Mobile App and tap Program NFC Tag again. You can overwrite an NTAG213 at any time. Do not use NFC Tools.</w:t>
             </w:r>
           </w:p>
         </w:tc>
@@ -5735,7 +5741,7 @@
                 <w:sz w:val="19"/>
                 <w:szCs w:val="19"/>
               </w:rPr>
-              <w:t>Check that the URL begins with https://. Some phones require the full URL protocol. Re-write the tag in NFC Tools, making sure the URL field shows https:// at the start.</w:t>
+              <w:t>Rewrite the tag from the RC Mobile App so it receives a full https:// Rapid Cortex URL. Do not use a third-party NFC writer.</w:t>
             </w:r>
           </w:p>
         </w:tc>
@@ -6209,6 +6215,18 @@
                 <w:szCs w:val="22"/>
               </w:rPr>
               <w:t>Supplies Checklist</w:t>
+              <w:br/>
+              <w:t>☐  NTAG213 NFC sticker tags</w:t>
+              <w:br/>
+              <w:t>☐  Smartphone with NFC</w:t>
+              <w:br/>
+              <w:t>☐  RC Mobile App (not NFC Tools)</w:t>
+              <w:br/>
+              <w:t>☐  RC admin login at app.rapidcortex.us</w:t>
+              <w:br/>
+              <w:t>☐  Permanent marker (optional)</w:t>
+              <w:br/>
+              <w:t>☐  Isopropyl wipes (optional)</w:t>
             </w:r>
           </w:p>
           <w:p>
@@ -6216,86 +6234,58 @@
               <w:contextualSpacing/>
             </w:pPr>
             <w:proofErr w:type="gramStart"/>
-            <w:r>
-              <w:t>☐  NTAG</w:t>
-            </w:r>
+            <w:r/>
             <w:proofErr w:type="gramEnd"/>
-            <w:r>
-              <w:t>213 NFC sticker tags</w:t>
-            </w:r>
+            <w:r/>
           </w:p>
           <w:p>
             <w:pPr>
               <w:contextualSpacing/>
             </w:pPr>
             <w:proofErr w:type="gramStart"/>
-            <w:r>
-              <w:t>☐  Smartphone</w:t>
-            </w:r>
+            <w:r/>
             <w:proofErr w:type="gramEnd"/>
-            <w:r>
-              <w:t xml:space="preserve"> with NFC</w:t>
-            </w:r>
+            <w:r/>
           </w:p>
           <w:p>
             <w:pPr>
               <w:contextualSpacing/>
             </w:pPr>
             <w:proofErr w:type="gramStart"/>
-            <w:r>
-              <w:t>☐  NFC</w:t>
-            </w:r>
+            <w:r/>
             <w:proofErr w:type="gramEnd"/>
-            <w:r>
-              <w:t xml:space="preserve"> Tools app (</w:t>
-            </w:r>
+            <w:r/>
             <w:proofErr w:type="spellStart"/>
-            <w:r>
-              <w:t>wakdev</w:t>
-            </w:r>
+            <w:r/>
             <w:proofErr w:type="spellEnd"/>
-            <w:r>
-              <w:t>, free)</w:t>
-            </w:r>
+            <w:r/>
           </w:p>
           <w:p>
             <w:pPr>
               <w:contextualSpacing/>
             </w:pPr>
             <w:proofErr w:type="gramStart"/>
-            <w:r>
-              <w:t>☐  Reporting</w:t>
-            </w:r>
+            <w:r/>
             <w:proofErr w:type="gramEnd"/>
-            <w:r>
-              <w:t xml:space="preserve"> URL from RC dashboard</w:t>
-            </w:r>
+            <w:r/>
           </w:p>
           <w:p>
             <w:pPr>
               <w:contextualSpacing/>
             </w:pPr>
             <w:proofErr w:type="gramStart"/>
-            <w:r>
-              <w:t>☐  Permanent</w:t>
-            </w:r>
+            <w:r/>
             <w:proofErr w:type="gramEnd"/>
-            <w:r>
-              <w:t xml:space="preserve"> marker (optional)</w:t>
-            </w:r>
+            <w:r/>
           </w:p>
           <w:p>
             <w:pPr>
               <w:contextualSpacing/>
             </w:pPr>
             <w:proofErr w:type="gramStart"/>
-            <w:r>
-              <w:t>☐  Isopropyl</w:t>
-            </w:r>
+            <w:r/>
             <w:proofErr w:type="gramEnd"/>
-            <w:r>
-              <w:t xml:space="preserve"> wipes (optional)</w:t>
-            </w:r>
+            <w:r/>
           </w:p>
         </w:tc>
         <w:tc>
@@ -6328,6 +6318,26 @@
                 <w:szCs w:val="22"/>
               </w:rPr>
               <w:t>Installation Steps</w:t>
+              <w:br/>
+              <w:t>1.  Create location: app.rapidcortex.us → QR &amp; NFC</w:t>
+              <w:br/>
+              <w:t>2.  Open RC app → location → Program NFC Tag</w:t>
+              <w:br/>
+              <w:t>3.  Hold NTAG213 to the phone until success</w:t>
+              <w:br/>
+              <w:t>4.  Test tap — confirm form opens</w:t>
+              <w:br/>
+              <w:t>5.  Optional: Scan QR Code in the RC app</w:t>
+              <w:br/>
+              <w:t>6.  Label tag with location name</w:t>
+              <w:br/>
+              <w:t>7.  Clean sign surface</w:t>
+              <w:br/>
+              <w:t>8.  Peel and stick to back of sign</w:t>
+              <w:br/>
+              <w:t>9.  Mount sign</w:t>
+              <w:br/>
+              <w:t>10.  Final tap test after mounting</w:t>
             </w:r>
           </w:p>
           <w:p>
@@ -6339,7 +6349,6 @@
                 <w:sz w:val="19"/>
                 <w:szCs w:val="19"/>
               </w:rPr>
-              <w:t>1.  Get URL from RC dashboard</w:t>
             </w:r>
           </w:p>
           <w:p>
@@ -6351,7 +6360,6 @@
                 <w:sz w:val="19"/>
                 <w:szCs w:val="19"/>
               </w:rPr>
-              <w:t>2.  Open NFC Tools → Write → Add Record → URL</w:t>
             </w:r>
           </w:p>
           <w:p>
@@ -6363,7 +6371,6 @@
                 <w:sz w:val="19"/>
                 <w:szCs w:val="19"/>
               </w:rPr>
-              <w:t>3.  Paste URL → OK → Write</w:t>
             </w:r>
           </w:p>
           <w:p>
@@ -6375,7 +6382,6 @@
                 <w:sz w:val="19"/>
                 <w:szCs w:val="19"/>
               </w:rPr>
-              <w:t>4.  Hold tag to back of phone</w:t>
             </w:r>
           </w:p>
           <w:p>
@@ -6387,7 +6393,6 @@
                 <w:sz w:val="19"/>
                 <w:szCs w:val="19"/>
               </w:rPr>
-              <w:t>5.  Test tap — confirm form opens</w:t>
             </w:r>
           </w:p>
           <w:p>
@@ -6399,7 +6404,6 @@
                 <w:sz w:val="19"/>
                 <w:szCs w:val="19"/>
               </w:rPr>
-              <w:t>6.  Label tag with location name</w:t>
             </w:r>
           </w:p>
           <w:p>
@@ -6411,7 +6415,6 @@
                 <w:sz w:val="19"/>
                 <w:szCs w:val="19"/>
               </w:rPr>
-              <w:t>7.  Clean sign surface</w:t>
             </w:r>
           </w:p>
           <w:p>
@@ -6423,7 +6426,6 @@
                 <w:sz w:val="19"/>
                 <w:szCs w:val="19"/>
               </w:rPr>
-              <w:t>8.  Peel and stick to back of sign</w:t>
             </w:r>
           </w:p>
           <w:p>
@@ -6435,7 +6437,6 @@
                 <w:sz w:val="19"/>
                 <w:szCs w:val="19"/>
               </w:rPr>
-              <w:t>9.  Mount sign</w:t>
             </w:r>
           </w:p>
           <w:p>
@@ -6447,7 +6448,6 @@
                 <w:sz w:val="19"/>
                 <w:szCs w:val="19"/>
               </w:rPr>
-              <w:t>10.  Final tap test after mounting</w:t>
             </w:r>
           </w:p>
         </w:tc>
